--- a/manuscript/figures_only.docx
+++ b/manuscript/figures_only.docx
@@ -2,7 +2,301 @@
 <file path=word/document.xml><?xml version="1.0" encoding="utf-8"?>
 <w:document xmlns:wpc="http://schemas.microsoft.com/office/word/2010/wordprocessingCanvas" xmlns:cx="http://schemas.microsoft.com/office/drawing/2014/chartex" xmlns:cx1="http://schemas.microsoft.com/office/drawing/2015/9/8/chartex" xmlns:cx2="http://schemas.microsoft.com/office/drawing/2015/10/21/chartex" xmlns:cx3="http://schemas.microsoft.com/office/drawing/2016/5/9/chartex" xmlns:cx4="http://schemas.microsoft.com/office/drawing/2016/5/10/chartex" xmlns:cx5="http://schemas.microsoft.com/office/drawing/2016/5/11/chartex" xmlns:cx6="http://schemas.microsoft.com/office/drawing/2016/5/12/chartex" xmlns:cx7="http://schemas.microsoft.com/office/drawing/2016/5/13/chartex" xmlns:cx8="http://schemas.microsoft.com/office/drawing/2016/5/14/chartex" xmlns:mc="http://schemas.openxmlformats.org/markup-compatibility/2006" xmlns:aink="http://schemas.microsoft.com/office/drawing/2016/ink" xmlns:am3d="http://schemas.microsoft.com/office/drawing/2017/model3d" xmlns:o="urn:schemas-microsoft-com:office:office" xmlns:oel="http://schemas.microsoft.com/office/2019/extlst" xmlns:r="http://schemas.openxmlformats.org/officeDocument/2006/relationships" xmlns:m="http://schemas.openxmlformats.org/officeDocument/2006/math" xmlns:v="urn:schemas-microsoft-com:vml" xmlns:wp14="http://schemas.microsoft.com/office/word/2010/wordprocessingDrawing" xmlns:wp="http://schemas.openxmlformats.org/drawingml/2006/wordprocessingDrawing" xmlns:w10="urn:schemas-microsoft-com:office:word" xmlns:w="http://schemas.openxmlformats.org/wordprocessingml/2006/main" xmlns:w14="http://schemas.microsoft.com/office/word/2010/wordml" xmlns:w15="http://schemas.microsoft.com/office/word/2012/wordml" xmlns:w16cex="http://schemas.microsoft.com/office/word/2018/wordml/cex" xmlns:w16cid="http://schemas.microsoft.com/office/word/2016/wordml/cid" xmlns:w16="http://schemas.microsoft.com/office/word/2018/wordml" xmlns:w16du="http://schemas.microsoft.com/office/word/2023/wordml/word16du" xmlns:w16sdtdh="http://schemas.microsoft.com/office/word/2020/wordml/sdtdatahash" xmlns:w16se="http://schemas.microsoft.com/office/word/2015/wordml/symex" xmlns:wpg="http://schemas.microsoft.com/office/word/2010/wordprocessingGroup" xmlns:wpi="http://schemas.microsoft.com/office/word/2010/wordprocessingInk" xmlns:wne="http://schemas.microsoft.com/office/word/2006/wordml" xmlns:wps="http://schemas.microsoft.com/office/word/2010/wordprocessingShape" mc:Ignorable="w14 w15 w16se w16cid w16 w16cex w16sdtdh w16du wp14">
   <w:body>
+    <w:p>
+      <w:r>
+        <w:t xml:space="preserve">Figure 1 </w:t>
+      </w:r>
+    </w:p>
     <w:p/>
+    <w:p>
+      <w:r>
+        <w:rPr>
+          <w:noProof/>
+        </w:rPr>
+        <w:drawing>
+          <wp:inline distT="0" distB="0" distL="0" distR="0" wp14:anchorId="7DF98A62" wp14:editId="0F8FE968">
+            <wp:extent cx="5486400" cy="3657600"/>
+            <wp:effectExtent l="0" t="0" r="0" b="0"/>
+            <wp:docPr id="2031400914" name="Picture 2"/>
+            <wp:cNvGraphicFramePr>
+              <a:graphicFrameLocks xmlns:a="http://schemas.openxmlformats.org/drawingml/2006/main" noChangeAspect="1"/>
+            </wp:cNvGraphicFramePr>
+            <a:graphic xmlns:a="http://schemas.openxmlformats.org/drawingml/2006/main">
+              <a:graphicData uri="http://schemas.openxmlformats.org/drawingml/2006/picture">
+                <pic:pic xmlns:pic="http://schemas.openxmlformats.org/drawingml/2006/picture">
+                  <pic:nvPicPr>
+                    <pic:cNvPr id="0" name="Picture 2"/>
+                    <pic:cNvPicPr>
+                      <a:picLocks noChangeAspect="1" noChangeArrowheads="1"/>
+                    </pic:cNvPicPr>
+                  </pic:nvPicPr>
+                  <pic:blipFill>
+                    <a:blip r:embed="rId4" cstate="print">
+                      <a:extLst>
+                        <a:ext uri="{28A0092B-C50C-407E-A947-70E740481C1C}">
+                          <a14:useLocalDpi xmlns:a14="http://schemas.microsoft.com/office/drawing/2010/main" val="0"/>
+                        </a:ext>
+                      </a:extLst>
+                    </a:blip>
+                    <a:srcRect/>
+                    <a:stretch>
+                      <a:fillRect/>
+                    </a:stretch>
+                  </pic:blipFill>
+                  <pic:spPr bwMode="auto">
+                    <a:xfrm>
+                      <a:off x="0" y="0"/>
+                      <a:ext cx="5486400" cy="3657600"/>
+                    </a:xfrm>
+                    <a:prstGeom prst="rect">
+                      <a:avLst/>
+                    </a:prstGeom>
+                    <a:noFill/>
+                    <a:ln>
+                      <a:noFill/>
+                    </a:ln>
+                  </pic:spPr>
+                </pic:pic>
+              </a:graphicData>
+            </a:graphic>
+          </wp:inline>
+        </w:drawing>
+      </w:r>
+    </w:p>
+    <w:p>
+      <w:r>
+        <w:t xml:space="preserve">Figure 2 </w:t>
+      </w:r>
+    </w:p>
+    <w:p/>
+    <w:p>
+      <w:r>
+        <w:rPr>
+          <w:noProof/>
+        </w:rPr>
+        <w:drawing>
+          <wp:inline distT="0" distB="0" distL="0" distR="0" wp14:anchorId="33B293E6" wp14:editId="1A3481B4">
+            <wp:extent cx="5722620" cy="1310640"/>
+            <wp:effectExtent l="0" t="0" r="0" b="3810"/>
+            <wp:docPr id="1991396762" name="Picture 1" descr="A close-up of a diagram&#10;&#10;Description automatically generated"/>
+            <wp:cNvGraphicFramePr>
+              <a:graphicFrameLocks xmlns:a="http://schemas.openxmlformats.org/drawingml/2006/main" noChangeAspect="1"/>
+            </wp:cNvGraphicFramePr>
+            <a:graphic xmlns:a="http://schemas.openxmlformats.org/drawingml/2006/main">
+              <a:graphicData uri="http://schemas.openxmlformats.org/drawingml/2006/picture">
+                <pic:pic xmlns:pic="http://schemas.openxmlformats.org/drawingml/2006/picture">
+                  <pic:nvPicPr>
+                    <pic:cNvPr id="1991396762" name="Picture 1" descr="A close-up of a diagram&#10;&#10;Description automatically generated"/>
+                    <pic:cNvPicPr>
+                      <a:picLocks noChangeAspect="1" noChangeArrowheads="1"/>
+                    </pic:cNvPicPr>
+                  </pic:nvPicPr>
+                  <pic:blipFill>
+                    <a:blip r:embed="rId5">
+                      <a:extLst>
+                        <a:ext uri="{28A0092B-C50C-407E-A947-70E740481C1C}">
+                          <a14:useLocalDpi xmlns:a14="http://schemas.microsoft.com/office/drawing/2010/main" val="0"/>
+                        </a:ext>
+                      </a:extLst>
+                    </a:blip>
+                    <a:srcRect/>
+                    <a:stretch>
+                      <a:fillRect/>
+                    </a:stretch>
+                  </pic:blipFill>
+                  <pic:spPr bwMode="auto">
+                    <a:xfrm>
+                      <a:off x="0" y="0"/>
+                      <a:ext cx="5722620" cy="1310640"/>
+                    </a:xfrm>
+                    <a:prstGeom prst="rect">
+                      <a:avLst/>
+                    </a:prstGeom>
+                    <a:noFill/>
+                    <a:ln>
+                      <a:noFill/>
+                    </a:ln>
+                  </pic:spPr>
+                </pic:pic>
+              </a:graphicData>
+            </a:graphic>
+          </wp:inline>
+        </w:drawing>
+      </w:r>
+    </w:p>
+    <w:p/>
+    <w:p>
+      <w:r>
+        <w:t xml:space="preserve">Figure 3 </w:t>
+      </w:r>
+    </w:p>
+    <w:p>
+      <w:r>
+        <w:lastRenderedPageBreak/>
+        <w:drawing>
+          <wp:inline distT="0" distB="0" distL="0" distR="0" wp14:anchorId="2D8FB85F" wp14:editId="44392DDD">
+            <wp:extent cx="5731510" cy="3820795"/>
+            <wp:effectExtent l="0" t="0" r="2540" b="8255"/>
+            <wp:docPr id="1551425241" name="Graphic 1"/>
+            <wp:cNvGraphicFramePr>
+              <a:graphicFrameLocks xmlns:a="http://schemas.openxmlformats.org/drawingml/2006/main" noChangeAspect="1"/>
+            </wp:cNvGraphicFramePr>
+            <a:graphic xmlns:a="http://schemas.openxmlformats.org/drawingml/2006/main">
+              <a:graphicData uri="http://schemas.openxmlformats.org/drawingml/2006/picture">
+                <pic:pic xmlns:pic="http://schemas.openxmlformats.org/drawingml/2006/picture">
+                  <pic:nvPicPr>
+                    <pic:cNvPr id="1551425241" name=""/>
+                    <pic:cNvPicPr/>
+                  </pic:nvPicPr>
+                  <pic:blipFill>
+                    <a:blip r:embed="rId6">
+                      <a:extLst>
+                        <a:ext uri="{96DAC541-7B7A-43D3-8B79-37D633B846F1}">
+                          <asvg:svgBlip xmlns:asvg="http://schemas.microsoft.com/office/drawing/2016/SVG/main" r:embed="rId7"/>
+                        </a:ext>
+                      </a:extLst>
+                    </a:blip>
+                    <a:stretch>
+                      <a:fillRect/>
+                    </a:stretch>
+                  </pic:blipFill>
+                  <pic:spPr>
+                    <a:xfrm>
+                      <a:off x="0" y="0"/>
+                      <a:ext cx="5731510" cy="3820795"/>
+                    </a:xfrm>
+                    <a:prstGeom prst="rect">
+                      <a:avLst/>
+                    </a:prstGeom>
+                  </pic:spPr>
+                </pic:pic>
+              </a:graphicData>
+            </a:graphic>
+          </wp:inline>
+        </w:drawing>
+      </w:r>
+    </w:p>
+    <w:p>
+      <w:r>
+        <w:t xml:space="preserve">Figure 4 </w:t>
+      </w:r>
+    </w:p>
+    <w:p>
+      <w:r>
+        <w:rPr>
+          <w:noProof/>
+        </w:rPr>
+        <w:drawing>
+          <wp:inline distT="0" distB="0" distL="0" distR="0" wp14:anchorId="05A7899C" wp14:editId="5D8DB7BC">
+            <wp:extent cx="5730240" cy="3817620"/>
+            <wp:effectExtent l="0" t="0" r="3810" b="0"/>
+            <wp:docPr id="704586802" name="Picture 3"/>
+            <wp:cNvGraphicFramePr>
+              <a:graphicFrameLocks xmlns:a="http://schemas.openxmlformats.org/drawingml/2006/main" noChangeAspect="1"/>
+            </wp:cNvGraphicFramePr>
+            <a:graphic xmlns:a="http://schemas.openxmlformats.org/drawingml/2006/main">
+              <a:graphicData uri="http://schemas.openxmlformats.org/drawingml/2006/picture">
+                <pic:pic xmlns:pic="http://schemas.openxmlformats.org/drawingml/2006/picture">
+                  <pic:nvPicPr>
+                    <pic:cNvPr id="0" name="Picture 3"/>
+                    <pic:cNvPicPr>
+                      <a:picLocks noChangeAspect="1" noChangeArrowheads="1"/>
+                    </pic:cNvPicPr>
+                  </pic:nvPicPr>
+                  <pic:blipFill>
+                    <a:blip r:embed="rId8" cstate="print">
+                      <a:extLst>
+                        <a:ext uri="{28A0092B-C50C-407E-A947-70E740481C1C}">
+                          <a14:useLocalDpi xmlns:a14="http://schemas.microsoft.com/office/drawing/2010/main" val="0"/>
+                        </a:ext>
+                      </a:extLst>
+                    </a:blip>
+                    <a:srcRect/>
+                    <a:stretch>
+                      <a:fillRect/>
+                    </a:stretch>
+                  </pic:blipFill>
+                  <pic:spPr bwMode="auto">
+                    <a:xfrm>
+                      <a:off x="0" y="0"/>
+                      <a:ext cx="5730240" cy="3817620"/>
+                    </a:xfrm>
+                    <a:prstGeom prst="rect">
+                      <a:avLst/>
+                    </a:prstGeom>
+                    <a:noFill/>
+                    <a:ln>
+                      <a:noFill/>
+                    </a:ln>
+                  </pic:spPr>
+                </pic:pic>
+              </a:graphicData>
+            </a:graphic>
+          </wp:inline>
+        </w:drawing>
+      </w:r>
+    </w:p>
+    <w:p>
+      <w:r>
+        <w:t xml:space="preserve">Figure 5 </w:t>
+      </w:r>
+    </w:p>
+    <w:p>
+      <w:r>
+        <w:rPr>
+          <w:noProof/>
+        </w:rPr>
+        <w:lastRenderedPageBreak/>
+        <w:drawing>
+          <wp:inline distT="0" distB="0" distL="0" distR="0" wp14:anchorId="663D69C6" wp14:editId="7A392CD7">
+            <wp:extent cx="5730240" cy="3718560"/>
+            <wp:effectExtent l="0" t="0" r="3810" b="0"/>
+            <wp:docPr id="1574347064" name="Picture 4"/>
+            <wp:cNvGraphicFramePr>
+              <a:graphicFrameLocks xmlns:a="http://schemas.openxmlformats.org/drawingml/2006/main" noChangeAspect="1"/>
+            </wp:cNvGraphicFramePr>
+            <a:graphic xmlns:a="http://schemas.openxmlformats.org/drawingml/2006/main">
+              <a:graphicData uri="http://schemas.openxmlformats.org/drawingml/2006/picture">
+                <pic:pic xmlns:pic="http://schemas.openxmlformats.org/drawingml/2006/picture">
+                  <pic:nvPicPr>
+                    <pic:cNvPr id="0" name="Picture 4"/>
+                    <pic:cNvPicPr>
+                      <a:picLocks noChangeAspect="1" noChangeArrowheads="1"/>
+                    </pic:cNvPicPr>
+                  </pic:nvPicPr>
+                  <pic:blipFill>
+                    <a:blip r:embed="rId9">
+                      <a:extLst>
+                        <a:ext uri="{28A0092B-C50C-407E-A947-70E740481C1C}">
+                          <a14:useLocalDpi xmlns:a14="http://schemas.microsoft.com/office/drawing/2010/main" val="0"/>
+                        </a:ext>
+                      </a:extLst>
+                    </a:blip>
+                    <a:srcRect/>
+                    <a:stretch>
+                      <a:fillRect/>
+                    </a:stretch>
+                  </pic:blipFill>
+                  <pic:spPr bwMode="auto">
+                    <a:xfrm>
+                      <a:off x="0" y="0"/>
+                      <a:ext cx="5730240" cy="3718560"/>
+                    </a:xfrm>
+                    <a:prstGeom prst="rect">
+                      <a:avLst/>
+                    </a:prstGeom>
+                    <a:noFill/>
+                    <a:ln>
+                      <a:noFill/>
+                    </a:ln>
+                  </pic:spPr>
+                </pic:pic>
+              </a:graphicData>
+            </a:graphic>
+          </wp:inline>
+        </w:drawing>
+      </w:r>
+    </w:p>
     <w:sectPr>
       <w:pgSz w:w="11906" w:h="16838"/>
       <w:pgMar w:top="1440" w:right="1440" w:bottom="1440" w:left="1440" w:header="708" w:footer="708" w:gutter="0"/>
